--- a/rapports/2026-06-06/EQ17/EQ17_enq1_v2/DR_malforme_1_31101E_11/64-43-13-56.docx
+++ b/rapports/2026-06-06/EQ17/EQ17_enq1_v2/DR_malforme_1_31101E_11/64-43-13-56.docx
@@ -297,7 +297,7 @@
           <w:color w:val="1F6FEB"/>
           <w:sz w:val="22"/>
         </w:rPr>
-        <w:t>⚠ INCOHÉRENCES À CORRIGER (75)</w:t>
+        <w:t>⚠ INCOHÉRENCES À CORRIGER (70)</w:t>
       </w:r>
     </w:p>
     <w:tbl>
@@ -1115,7 +1115,7 @@
                 <w:i w:val="0"/>
                 <w:sz w:val="17"/>
               </w:rPr>
-              <w:t>Incohérence!!! seulement les écoles privées paient les frais de scolarité (y compris les frais d'inscription).</w:t>
+              <w:t>Incoherent!!! Le niveau d'études suivi par AMY SOW  au cours de l'année 2024/2025 est Secondaire 1 (Moyen) Général mais il déclare en 2.11 qu'il a obtenu comme résultat le Diplômé, études achevées.</w:t>
             </w:r>
           </w:p>
         </w:tc>
@@ -1205,7 +1205,7 @@
                 <w:i w:val="0"/>
                 <w:sz w:val="17"/>
               </w:rPr>
-              <w:t>Incoherent!!! Le niveau d'études suivi par DIEYNABA DIALLO  au cours de l'année 2024/2025 est Primaire ou son niveau d'études le plus élevé atteint est  mais il déclare en 2.11 qu'il a obtenu comme résultat le Diplômé, études achevées.</w:t>
+              <w:t>Prière de corriger cette incoherence en 2.11.</w:t>
             </w:r>
           </w:p>
         </w:tc>
@@ -1295,7 +1295,7 @@
                 <w:i w:val="0"/>
                 <w:sz w:val="17"/>
               </w:rPr>
-              <w:t>Prière de corriger cette incoherence en 2.11.</w:t>
+              <w:t>Incoherent!!! Le niveau d'études suivi par DIEYNABA DIALLO  au cours de l'année 2024/2025 est Primaire ou son niveau d'études le plus élevé atteint est  mais il déclare en 2.11 qu'il a obtenu comme résultat le Diplômé, études achevées.</w:t>
             </w:r>
           </w:p>
         </w:tc>
@@ -1655,7 +1655,7 @@
                 <w:i w:val="0"/>
                 <w:sz w:val="17"/>
               </w:rPr>
-              <w:t>Incoherent!!! Le niveau d'études suivi par AMY SOW  au cours de l'année 2024/2025 est Secondaire 1 (Moyen) Général mais il déclare en 2.11 qu'il a obtenu comme résultat le Diplômé, études achevées.</w:t>
+              <w:t>Incohérent!! Le niveau d'instruction déclaré par l'un des enfants () au niveau de la section 1 de MAKOU KALOGA diffère de celui donné par MAKOU KALOGA lui-même qui affirme ne pas avoir frequenté l'école formelle.</w:t>
             </w:r>
           </w:p>
         </w:tc>
@@ -1688,6 +1688,906 @@
                 <w:i w:val="0"/>
                 <w:sz w:val="16"/>
               </w:rPr>
+              <w:t>S11</w:t>
+              <w:br/>
+            </w:r>
+            <w:r>
+              <w:rPr>
+                <w:b w:val="0"/>
+                <w:i w:val="0"/>
+                <w:color w:val="64748B"/>
+                <w:sz w:val="14"/>
+              </w:rPr>
+              <w:t>Logement / cadre de vie</w:t>
+            </w:r>
+          </w:p>
+        </w:tc>
+        <w:tc>
+          <w:tcPr>
+            <w:tcW w:type="dxa" w:w="1531"/>
+          </w:tcPr>
+          <w:p>
+            <w:r>
+              <w:rPr>
+                <w:b/>
+                <w:i w:val="0"/>
+                <w:color w:val="16A34A"/>
+                <w:sz w:val="16"/>
+              </w:rPr>
+              <w:t>s01q07, s01q08, s02q20, s02q22, s03q07, s02q29, s04q19, s13q02</w:t>
+            </w:r>
+          </w:p>
+        </w:tc>
+        <w:tc>
+          <w:tcPr>
+            <w:tcW w:type="dxa" w:w="1191"/>
+          </w:tcPr>
+          <w:p>
+            <w:r>
+              <w:rPr>
+                <w:b w:val="0"/>
+                <w:i w:val="0"/>
+                <w:color w:val="64748B"/>
+                <w:sz w:val="16"/>
+              </w:rPr>
+              <w:t>GT-CQ</w:t>
+            </w:r>
+          </w:p>
+        </w:tc>
+        <w:tc>
+          <w:tcPr>
+            <w:tcW w:type="dxa" w:w="4706"/>
+          </w:tcPr>
+          <w:p>
+            <w:r>
+              <w:rPr>
+                <w:b w:val="0"/>
+                <w:i w:val="0"/>
+                <w:sz w:val="17"/>
+              </w:rPr>
+              <w:t>Avertissement!! Le montant supporté (40000 FCFA) par le ménage pour cette source d’énergie (Autres (plastiques, etc)) à KEDOUGOU Urbain au cours des 30 derniers jours semble incoherent, prière de confirmer ou corriger.</w:t>
+            </w:r>
+          </w:p>
+        </w:tc>
+      </w:tr>
+      <w:tr>
+        <w:tc>
+          <w:tcPr>
+            <w:tcW w:type="dxa" w:w="964"/>
+          </w:tcPr>
+          <w:p>
+            <w:r>
+              <w:rPr>
+                <w:b/>
+                <w:i w:val="0"/>
+                <w:color w:val="EA580C"/>
+                <w:sz w:val="16"/>
+              </w:rPr>
+              <w:t>Moyenne</w:t>
+            </w:r>
+          </w:p>
+        </w:tc>
+        <w:tc>
+          <w:tcPr>
+            <w:tcW w:type="dxa" w:w="1247"/>
+          </w:tcPr>
+          <w:p>
+            <w:r>
+              <w:rPr>
+                <w:b/>
+                <w:i w:val="0"/>
+                <w:sz w:val="16"/>
+              </w:rPr>
+              <w:t>S00</w:t>
+              <w:br/>
+            </w:r>
+            <w:r>
+              <w:rPr>
+                <w:b w:val="0"/>
+                <w:i w:val="0"/>
+                <w:color w:val="64748B"/>
+                <w:sz w:val="14"/>
+              </w:rPr>
+              <w:t>Identification</w:t>
+            </w:r>
+          </w:p>
+        </w:tc>
+        <w:tc>
+          <w:tcPr>
+            <w:tcW w:type="dxa" w:w="1531"/>
+          </w:tcPr>
+          <w:p>
+            <w:r>
+              <w:rPr>
+                <w:b/>
+                <w:i w:val="0"/>
+                <w:color w:val="16A34A"/>
+                <w:sz w:val="16"/>
+              </w:rPr>
+              <w:t>s00q07a, s00q08, s00q10, s00q13_0, s00q15_0, s00q17_0, s00q23a, s00q23b</w:t>
+            </w:r>
+          </w:p>
+        </w:tc>
+        <w:tc>
+          <w:tcPr>
+            <w:tcW w:type="dxa" w:w="1191"/>
+          </w:tcPr>
+          <w:p>
+            <w:r>
+              <w:rPr>
+                <w:b w:val="0"/>
+                <w:i w:val="0"/>
+                <w:color w:val="64748B"/>
+                <w:sz w:val="16"/>
+              </w:rPr>
+              <w:t>GT-CQ</w:t>
+            </w:r>
+          </w:p>
+        </w:tc>
+        <w:tc>
+          <w:tcPr>
+            <w:tcW w:type="dxa" w:w="4706"/>
+          </w:tcPr>
+          <w:p>
+            <w:r>
+              <w:rPr>
+                <w:b w:val="0"/>
+                <w:i w:val="0"/>
+                <w:sz w:val="17"/>
+              </w:rPr>
+              <w:t>Le questionnaire est completé mais il reste certainnes infomations du ménage à faire dans la section 0, prière de renseigner ces informations.</w:t>
+            </w:r>
+          </w:p>
+        </w:tc>
+      </w:tr>
+      <w:tr>
+        <w:tc>
+          <w:tcPr>
+            <w:tcW w:type="dxa" w:w="964"/>
+          </w:tcPr>
+          <w:p>
+            <w:r>
+              <w:rPr>
+                <w:b/>
+                <w:i w:val="0"/>
+                <w:color w:val="EA580C"/>
+                <w:sz w:val="16"/>
+              </w:rPr>
+              <w:t>Moyenne</w:t>
+            </w:r>
+          </w:p>
+        </w:tc>
+        <w:tc>
+          <w:tcPr>
+            <w:tcW w:type="dxa" w:w="1247"/>
+          </w:tcPr>
+          <w:p>
+            <w:r>
+              <w:rPr>
+                <w:b/>
+                <w:i w:val="0"/>
+                <w:sz w:val="16"/>
+              </w:rPr>
+              <w:t>S00</w:t>
+              <w:br/>
+            </w:r>
+            <w:r>
+              <w:rPr>
+                <w:b w:val="0"/>
+                <w:i w:val="0"/>
+                <w:color w:val="64748B"/>
+                <w:sz w:val="14"/>
+              </w:rPr>
+              <w:t>Identification</w:t>
+            </w:r>
+          </w:p>
+        </w:tc>
+        <w:tc>
+          <w:tcPr>
+            <w:tcW w:type="dxa" w:w="1531"/>
+          </w:tcPr>
+          <w:p>
+            <w:r>
+              <w:rPr>
+                <w:b/>
+                <w:i w:val="0"/>
+                <w:color w:val="16A34A"/>
+                <w:sz w:val="16"/>
+              </w:rPr>
+              <w:t>s00q07a, s00q08, s00q10, s00q13_0, s00q15_0, s00q17_0, s00q23a, s00q23b</w:t>
+            </w:r>
+          </w:p>
+        </w:tc>
+        <w:tc>
+          <w:tcPr>
+            <w:tcW w:type="dxa" w:w="1191"/>
+          </w:tcPr>
+          <w:p>
+            <w:r>
+              <w:rPr>
+                <w:b w:val="0"/>
+                <w:i w:val="0"/>
+                <w:color w:val="64748B"/>
+                <w:sz w:val="16"/>
+              </w:rPr>
+              <w:t>GT-CQ</w:t>
+            </w:r>
+          </w:p>
+        </w:tc>
+        <w:tc>
+          <w:tcPr>
+            <w:tcW w:type="dxa" w:w="4706"/>
+          </w:tcPr>
+          <w:p>
+            <w:r>
+              <w:rPr>
+                <w:b w:val="0"/>
+                <w:i w:val="0"/>
+                <w:sz w:val="17"/>
+              </w:rPr>
+              <w:t>Prière de renseigner toutes les informations du ménage dans la section 0 avant d'entamer les autres informations.</w:t>
+            </w:r>
+          </w:p>
+        </w:tc>
+      </w:tr>
+      <w:tr>
+        <w:tc>
+          <w:tcPr>
+            <w:tcW w:type="dxa" w:w="964"/>
+          </w:tcPr>
+          <w:p>
+            <w:r>
+              <w:rPr>
+                <w:b/>
+                <w:i w:val="0"/>
+                <w:color w:val="EA580C"/>
+                <w:sz w:val="16"/>
+              </w:rPr>
+              <w:t>Moyenne</w:t>
+            </w:r>
+          </w:p>
+        </w:tc>
+        <w:tc>
+          <w:tcPr>
+            <w:tcW w:type="dxa" w:w="1247"/>
+          </w:tcPr>
+          <w:p>
+            <w:r>
+              <w:rPr>
+                <w:b/>
+                <w:i w:val="0"/>
+                <w:sz w:val="16"/>
+              </w:rPr>
+              <w:t>S00</w:t>
+              <w:br/>
+            </w:r>
+            <w:r>
+              <w:rPr>
+                <w:b w:val="0"/>
+                <w:i w:val="0"/>
+                <w:color w:val="64748B"/>
+                <w:sz w:val="14"/>
+              </w:rPr>
+              <w:t>Identification</w:t>
+            </w:r>
+          </w:p>
+        </w:tc>
+        <w:tc>
+          <w:tcPr>
+            <w:tcW w:type="dxa" w:w="1531"/>
+          </w:tcPr>
+          <w:p>
+            <w:r>
+              <w:rPr>
+                <w:b/>
+                <w:i w:val="0"/>
+                <w:color w:val="16A34A"/>
+                <w:sz w:val="16"/>
+              </w:rPr>
+              <w:t>s00q27</w:t>
+            </w:r>
+          </w:p>
+        </w:tc>
+        <w:tc>
+          <w:tcPr>
+            <w:tcW w:type="dxa" w:w="1191"/>
+          </w:tcPr>
+          <w:p>
+            <w:r>
+              <w:rPr>
+                <w:b w:val="0"/>
+                <w:i w:val="0"/>
+                <w:color w:val="64748B"/>
+                <w:sz w:val="16"/>
+              </w:rPr>
+              <w:t>GT-CQ</w:t>
+            </w:r>
+          </w:p>
+        </w:tc>
+        <w:tc>
+          <w:tcPr>
+            <w:tcW w:type="dxa" w:w="4706"/>
+          </w:tcPr>
+          <w:p>
+            <w:r>
+              <w:rPr>
+                <w:b w:val="0"/>
+                <w:i w:val="0"/>
+                <w:sz w:val="17"/>
+              </w:rPr>
+              <w:t>Le questionnaire semble ne pas être complètement fini mais le questionnaire est en statut complet, prière de compléter le questionnaire.</w:t>
+            </w:r>
+          </w:p>
+        </w:tc>
+      </w:tr>
+      <w:tr>
+        <w:tc>
+          <w:tcPr>
+            <w:tcW w:type="dxa" w:w="964"/>
+          </w:tcPr>
+          <w:p>
+            <w:r>
+              <w:rPr>
+                <w:b/>
+                <w:i w:val="0"/>
+                <w:color w:val="EA580C"/>
+                <w:sz w:val="16"/>
+              </w:rPr>
+              <w:t>Moyenne</w:t>
+            </w:r>
+          </w:p>
+        </w:tc>
+        <w:tc>
+          <w:tcPr>
+            <w:tcW w:type="dxa" w:w="1247"/>
+          </w:tcPr>
+          <w:p>
+            <w:r>
+              <w:rPr>
+                <w:b/>
+                <w:i w:val="0"/>
+                <w:sz w:val="16"/>
+              </w:rPr>
+              <w:t>S00</w:t>
+              <w:br/>
+            </w:r>
+            <w:r>
+              <w:rPr>
+                <w:b w:val="0"/>
+                <w:i w:val="0"/>
+                <w:color w:val="64748B"/>
+                <w:sz w:val="14"/>
+              </w:rPr>
+              <w:t>Identification</w:t>
+            </w:r>
+          </w:p>
+        </w:tc>
+        <w:tc>
+          <w:tcPr>
+            <w:tcW w:type="dxa" w:w="1531"/>
+          </w:tcPr>
+          <w:p>
+            <w:r>
+              <w:rPr>
+                <w:b/>
+                <w:i w:val="0"/>
+                <w:color w:val="16A34A"/>
+                <w:sz w:val="16"/>
+              </w:rPr>
+              <w:t>—</w:t>
+            </w:r>
+          </w:p>
+        </w:tc>
+        <w:tc>
+          <w:tcPr>
+            <w:tcW w:type="dxa" w:w="1191"/>
+          </w:tcPr>
+          <w:p>
+            <w:r>
+              <w:rPr>
+                <w:b w:val="0"/>
+                <w:i w:val="0"/>
+                <w:color w:val="64748B"/>
+                <w:sz w:val="16"/>
+              </w:rPr>
+              <w:t>GT-CQ</w:t>
+            </w:r>
+          </w:p>
+        </w:tc>
+        <w:tc>
+          <w:tcPr>
+            <w:tcW w:type="dxa" w:w="4706"/>
+          </w:tcPr>
+          <w:p>
+            <w:r>
+              <w:rPr>
+                <w:b w:val="0"/>
+                <w:i w:val="0"/>
+                <w:sz w:val="17"/>
+              </w:rPr>
+              <w:t>L'adresse ou la localisation du ménage doit être bien renseignée, ne doit pas contenir des numéros de téléphone et elle semble courte pour être une adresse.</w:t>
+            </w:r>
+          </w:p>
+        </w:tc>
+      </w:tr>
+      <w:tr>
+        <w:tc>
+          <w:tcPr>
+            <w:tcW w:type="dxa" w:w="964"/>
+          </w:tcPr>
+          <w:p>
+            <w:r>
+              <w:rPr>
+                <w:b/>
+                <w:i w:val="0"/>
+                <w:color w:val="EA580C"/>
+                <w:sz w:val="16"/>
+              </w:rPr>
+              <w:t>Moyenne</w:t>
+            </w:r>
+          </w:p>
+        </w:tc>
+        <w:tc>
+          <w:tcPr>
+            <w:tcW w:type="dxa" w:w="1247"/>
+          </w:tcPr>
+          <w:p>
+            <w:r>
+              <w:rPr>
+                <w:b/>
+                <w:i w:val="0"/>
+                <w:sz w:val="16"/>
+              </w:rPr>
+              <w:t>S00</w:t>
+              <w:br/>
+            </w:r>
+            <w:r>
+              <w:rPr>
+                <w:b w:val="0"/>
+                <w:i w:val="0"/>
+                <w:color w:val="64748B"/>
+                <w:sz w:val="14"/>
+              </w:rPr>
+              <w:t>Identification</w:t>
+            </w:r>
+          </w:p>
+        </w:tc>
+        <w:tc>
+          <w:tcPr>
+            <w:tcW w:type="dxa" w:w="1531"/>
+          </w:tcPr>
+          <w:p>
+            <w:r>
+              <w:rPr>
+                <w:b/>
+                <w:i w:val="0"/>
+                <w:color w:val="16A34A"/>
+                <w:sz w:val="16"/>
+              </w:rPr>
+              <w:t>—</w:t>
+            </w:r>
+          </w:p>
+        </w:tc>
+        <w:tc>
+          <w:tcPr>
+            <w:tcW w:type="dxa" w:w="1191"/>
+          </w:tcPr>
+          <w:p>
+            <w:r>
+              <w:rPr>
+                <w:b w:val="0"/>
+                <w:i w:val="0"/>
+                <w:color w:val="64748B"/>
+                <w:sz w:val="16"/>
+              </w:rPr>
+              <w:t>GT-CQ</w:t>
+            </w:r>
+          </w:p>
+        </w:tc>
+        <w:tc>
+          <w:tcPr>
+            <w:tcW w:type="dxa" w:w="4706"/>
+          </w:tcPr>
+          <w:p>
+            <w:r>
+              <w:rPr>
+                <w:b w:val="0"/>
+                <w:i w:val="0"/>
+                <w:sz w:val="17"/>
+              </w:rPr>
+              <w:t>Prière de renseigner la bonne adresse.Attention! Il manque des informations non renseignées dans la section 0, prière de regarder toutes les autres informations dans l'identification du ménage (IDENTIFICATION ET RENSEIGNEMENTS DE CONTROLE) ou dans OBSERVATIONS pour pouvoir renseigné toutes les questions liées au ménage.</w:t>
+            </w:r>
+          </w:p>
+        </w:tc>
+      </w:tr>
+      <w:tr>
+        <w:tc>
+          <w:tcPr>
+            <w:tcW w:type="dxa" w:w="964"/>
+          </w:tcPr>
+          <w:p>
+            <w:r>
+              <w:rPr>
+                <w:b/>
+                <w:i w:val="0"/>
+                <w:color w:val="EA580C"/>
+                <w:sz w:val="16"/>
+              </w:rPr>
+              <w:t>Moyenne</w:t>
+            </w:r>
+          </w:p>
+        </w:tc>
+        <w:tc>
+          <w:tcPr>
+            <w:tcW w:type="dxa" w:w="1247"/>
+          </w:tcPr>
+          <w:p>
+            <w:r>
+              <w:rPr>
+                <w:b/>
+                <w:i w:val="0"/>
+                <w:sz w:val="16"/>
+              </w:rPr>
+              <w:t>S01</w:t>
+              <w:br/>
+            </w:r>
+            <w:r>
+              <w:rPr>
+                <w:b w:val="0"/>
+                <w:i w:val="0"/>
+                <w:color w:val="64748B"/>
+                <w:sz w:val="14"/>
+              </w:rPr>
+              <w:t>Démographie</w:t>
+            </w:r>
+          </w:p>
+        </w:tc>
+        <w:tc>
+          <w:tcPr>
+            <w:tcW w:type="dxa" w:w="1531"/>
+          </w:tcPr>
+          <w:p>
+            <w:r>
+              <w:rPr>
+                <w:b/>
+                <w:i w:val="0"/>
+                <w:color w:val="16A34A"/>
+                <w:sz w:val="16"/>
+              </w:rPr>
+              <w:t>—</w:t>
+            </w:r>
+          </w:p>
+        </w:tc>
+        <w:tc>
+          <w:tcPr>
+            <w:tcW w:type="dxa" w:w="1191"/>
+          </w:tcPr>
+          <w:p>
+            <w:r>
+              <w:rPr>
+                <w:b w:val="0"/>
+                <w:i w:val="0"/>
+                <w:color w:val="64748B"/>
+                <w:sz w:val="16"/>
+              </w:rPr>
+              <w:t>GT-CQ</w:t>
+            </w:r>
+          </w:p>
+        </w:tc>
+        <w:tc>
+          <w:tcPr>
+            <w:tcW w:type="dxa" w:w="4706"/>
+          </w:tcPr>
+          <w:p>
+            <w:r>
+              <w:rPr>
+                <w:b w:val="0"/>
+                <w:i w:val="0"/>
+                <w:sz w:val="17"/>
+              </w:rPr>
+              <w:t>Prière de verifier l'information donnée par NDOUNDO DIAOUNE ou corriger au niveau de la section 1.</w:t>
+            </w:r>
+          </w:p>
+        </w:tc>
+      </w:tr>
+      <w:tr>
+        <w:tc>
+          <w:tcPr>
+            <w:tcW w:type="dxa" w:w="964"/>
+          </w:tcPr>
+          <w:p>
+            <w:r>
+              <w:rPr>
+                <w:b/>
+                <w:i w:val="0"/>
+                <w:color w:val="EA580C"/>
+                <w:sz w:val="16"/>
+              </w:rPr>
+              <w:t>Moyenne</w:t>
+            </w:r>
+          </w:p>
+        </w:tc>
+        <w:tc>
+          <w:tcPr>
+            <w:tcW w:type="dxa" w:w="1247"/>
+          </w:tcPr>
+          <w:p>
+            <w:r>
+              <w:rPr>
+                <w:b/>
+                <w:i w:val="0"/>
+                <w:sz w:val="16"/>
+              </w:rPr>
+              <w:t>S01</w:t>
+              <w:br/>
+            </w:r>
+            <w:r>
+              <w:rPr>
+                <w:b w:val="0"/>
+                <w:i w:val="0"/>
+                <w:color w:val="64748B"/>
+                <w:sz w:val="14"/>
+              </w:rPr>
+              <w:t>Démographie</w:t>
+            </w:r>
+          </w:p>
+        </w:tc>
+        <w:tc>
+          <w:tcPr>
+            <w:tcW w:type="dxa" w:w="1531"/>
+          </w:tcPr>
+          <w:p>
+            <w:r>
+              <w:rPr>
+                <w:b/>
+                <w:i w:val="0"/>
+                <w:color w:val="16A34A"/>
+                <w:sz w:val="16"/>
+              </w:rPr>
+              <w:t>—</w:t>
+            </w:r>
+          </w:p>
+        </w:tc>
+        <w:tc>
+          <w:tcPr>
+            <w:tcW w:type="dxa" w:w="1191"/>
+          </w:tcPr>
+          <w:p>
+            <w:r>
+              <w:rPr>
+                <w:b w:val="0"/>
+                <w:i w:val="0"/>
+                <w:color w:val="64748B"/>
+                <w:sz w:val="16"/>
+              </w:rPr>
+              <w:t>GT-CQ</w:t>
+            </w:r>
+          </w:p>
+        </w:tc>
+        <w:tc>
+          <w:tcPr>
+            <w:tcW w:type="dxa" w:w="4706"/>
+          </w:tcPr>
+          <w:p>
+            <w:r>
+              <w:rPr>
+                <w:b w:val="0"/>
+                <w:i w:val="0"/>
+                <w:sz w:val="17"/>
+              </w:rPr>
+              <w:t>Prière de verifier l'information donnée par AMY SOW ou corriger au niveau de la section 1.</w:t>
+            </w:r>
+          </w:p>
+        </w:tc>
+      </w:tr>
+      <w:tr>
+        <w:tc>
+          <w:tcPr>
+            <w:tcW w:type="dxa" w:w="964"/>
+          </w:tcPr>
+          <w:p>
+            <w:r>
+              <w:rPr>
+                <w:b/>
+                <w:i w:val="0"/>
+                <w:color w:val="EA580C"/>
+                <w:sz w:val="16"/>
+              </w:rPr>
+              <w:t>Moyenne</w:t>
+            </w:r>
+          </w:p>
+        </w:tc>
+        <w:tc>
+          <w:tcPr>
+            <w:tcW w:type="dxa" w:w="1247"/>
+          </w:tcPr>
+          <w:p>
+            <w:r>
+              <w:rPr>
+                <w:b/>
+                <w:i w:val="0"/>
+                <w:sz w:val="16"/>
+              </w:rPr>
+              <w:t>S01</w:t>
+              <w:br/>
+            </w:r>
+            <w:r>
+              <w:rPr>
+                <w:b w:val="0"/>
+                <w:i w:val="0"/>
+                <w:color w:val="64748B"/>
+                <w:sz w:val="14"/>
+              </w:rPr>
+              <w:t>Démographie</w:t>
+            </w:r>
+          </w:p>
+        </w:tc>
+        <w:tc>
+          <w:tcPr>
+            <w:tcW w:type="dxa" w:w="1531"/>
+          </w:tcPr>
+          <w:p>
+            <w:r>
+              <w:rPr>
+                <w:b/>
+                <w:i w:val="0"/>
+                <w:color w:val="16A34A"/>
+                <w:sz w:val="16"/>
+              </w:rPr>
+              <w:t>—</w:t>
+            </w:r>
+          </w:p>
+        </w:tc>
+        <w:tc>
+          <w:tcPr>
+            <w:tcW w:type="dxa" w:w="1191"/>
+          </w:tcPr>
+          <w:p>
+            <w:r>
+              <w:rPr>
+                <w:b w:val="0"/>
+                <w:i w:val="0"/>
+                <w:color w:val="64748B"/>
+                <w:sz w:val="16"/>
+              </w:rPr>
+              <w:t>GT-CQ</w:t>
+            </w:r>
+          </w:p>
+        </w:tc>
+        <w:tc>
+          <w:tcPr>
+            <w:tcW w:type="dxa" w:w="4706"/>
+          </w:tcPr>
+          <w:p>
+            <w:r>
+              <w:rPr>
+                <w:b w:val="0"/>
+                <w:i w:val="0"/>
+                <w:sz w:val="17"/>
+              </w:rPr>
+              <w:t>Prière de verifier l'information donnée par MADY SOW ou corriger au niveau de la section 1.</w:t>
+            </w:r>
+          </w:p>
+        </w:tc>
+      </w:tr>
+      <w:tr>
+        <w:tc>
+          <w:tcPr>
+            <w:tcW w:type="dxa" w:w="964"/>
+          </w:tcPr>
+          <w:p>
+            <w:r>
+              <w:rPr>
+                <w:b/>
+                <w:i w:val="0"/>
+                <w:color w:val="EA580C"/>
+                <w:sz w:val="16"/>
+              </w:rPr>
+              <w:t>Moyenne</w:t>
+            </w:r>
+          </w:p>
+        </w:tc>
+        <w:tc>
+          <w:tcPr>
+            <w:tcW w:type="dxa" w:w="1247"/>
+          </w:tcPr>
+          <w:p>
+            <w:r>
+              <w:rPr>
+                <w:b/>
+                <w:i w:val="0"/>
+                <w:sz w:val="16"/>
+              </w:rPr>
+              <w:t>S01</w:t>
+              <w:br/>
+            </w:r>
+            <w:r>
+              <w:rPr>
+                <w:b w:val="0"/>
+                <w:i w:val="0"/>
+                <w:color w:val="64748B"/>
+                <w:sz w:val="14"/>
+              </w:rPr>
+              <w:t>Démographie</w:t>
+            </w:r>
+          </w:p>
+        </w:tc>
+        <w:tc>
+          <w:tcPr>
+            <w:tcW w:type="dxa" w:w="1531"/>
+          </w:tcPr>
+          <w:p>
+            <w:r>
+              <w:rPr>
+                <w:b/>
+                <w:i w:val="0"/>
+                <w:color w:val="16A34A"/>
+                <w:sz w:val="16"/>
+              </w:rPr>
+              <w:t>s01q10_1</w:t>
+            </w:r>
+          </w:p>
+        </w:tc>
+        <w:tc>
+          <w:tcPr>
+            <w:tcW w:type="dxa" w:w="1191"/>
+          </w:tcPr>
+          <w:p>
+            <w:r>
+              <w:rPr>
+                <w:b w:val="0"/>
+                <w:i w:val="0"/>
+                <w:color w:val="64748B"/>
+                <w:sz w:val="16"/>
+              </w:rPr>
+              <w:t>GT-CQ</w:t>
+            </w:r>
+          </w:p>
+        </w:tc>
+        <w:tc>
+          <w:tcPr>
+            <w:tcW w:type="dxa" w:w="4706"/>
+          </w:tcPr>
+          <w:p>
+            <w:r>
+              <w:rPr>
+                <w:b w:val="0"/>
+                <w:i w:val="0"/>
+                <w:sz w:val="17"/>
+              </w:rPr>
+              <w:t>La taille du ménage lors de l'enquête principale (6) de ce ménage est inférieur à la taille du denombrement (7), prière de fournir des explications concrètes ou aller revisiter le ménage.</w:t>
+            </w:r>
+          </w:p>
+        </w:tc>
+      </w:tr>
+      <w:tr>
+        <w:tc>
+          <w:tcPr>
+            <w:tcW w:type="dxa" w:w="964"/>
+          </w:tcPr>
+          <w:p>
+            <w:r>
+              <w:rPr>
+                <w:b/>
+                <w:i w:val="0"/>
+                <w:color w:val="EA580C"/>
+                <w:sz w:val="16"/>
+              </w:rPr>
+              <w:t>Moyenne</w:t>
+            </w:r>
+          </w:p>
+        </w:tc>
+        <w:tc>
+          <w:tcPr>
+            <w:tcW w:type="dxa" w:w="1247"/>
+          </w:tcPr>
+          <w:p>
+            <w:r>
+              <w:rPr>
+                <w:b/>
+                <w:i w:val="0"/>
+                <w:sz w:val="16"/>
+              </w:rPr>
               <w:t>S02</w:t>
               <w:br/>
             </w:r>
@@ -1714,7 +2614,7 @@
                 <w:color w:val="16A34A"/>
                 <w:sz w:val="16"/>
               </w:rPr>
-              <w:t>—</w:t>
+              <w:t>s01q63, s00q04, s02q25, s01q00b, s02q17_2, s02q15_2</w:t>
             </w:r>
           </w:p>
         </w:tc>
@@ -1745,7 +2645,7 @@
                 <w:i w:val="0"/>
                 <w:sz w:val="17"/>
               </w:rPr>
-              <w:t>Incohérent!! Le niveau d'instruction déclaré par l'un des enfants () au niveau de la section 1 de MAKOU KALOGA diffère de celui donné par MAKOU KALOGA lui-même qui affirme ne pas avoir frequenté l'école formelle.</w:t>
+              <w:t>Dans les milieux urbains c'est peu probable de voir une école dont les élèves ou étudiants ne dépensent pas en frais d'uniformes, prière de verifier pour AMY SOW qui fréquente 4ème année de Secondaire 1 (Moyen) Général et corriger ou confirmer avec le QG.</w:t>
             </w:r>
           </w:p>
         </w:tc>
@@ -1760,10 +2660,10 @@
               <w:rPr>
                 <w:b/>
                 <w:i w:val="0"/>
-                <w:color w:val="DC2626"/>
+                <w:color w:val="EA580C"/>
                 <w:sz w:val="16"/>
               </w:rPr>
-              <w:t>Haute</w:t>
+              <w:t>Moyenne</w:t>
             </w:r>
           </w:p>
         </w:tc>
@@ -1778,7 +2678,7 @@
                 <w:i w:val="0"/>
                 <w:sz w:val="16"/>
               </w:rPr>
-              <w:t>S11</w:t>
+              <w:t>S02</w:t>
               <w:br/>
             </w:r>
             <w:r>
@@ -1788,7 +2688,7 @@
                 <w:color w:val="64748B"/>
                 <w:sz w:val="14"/>
               </w:rPr>
-              <w:t>Logement / cadre de vie</w:t>
+              <w:t>Éducation</w:t>
             </w:r>
           </w:p>
         </w:tc>
@@ -1804,7 +2704,7 @@
                 <w:color w:val="16A34A"/>
                 <w:sz w:val="16"/>
               </w:rPr>
-              <w:t>s01q07, s01q08, s02q20, s02q22, s03q07, s02q29, s04q19, s13q02</w:t>
+              <w:t>s01q63, s00q04, s02q25, s01q00b, s02q17_2, s02q15_2</w:t>
             </w:r>
           </w:p>
         </w:tc>
@@ -1835,7 +2735,7 @@
                 <w:i w:val="0"/>
                 <w:sz w:val="17"/>
               </w:rPr>
-              <w:t>Avertissement!! Le montant supporté (40000 FCFA) par le ménage pour cette source d’énergie (Autres (plastiques, etc)) à KEDOUGOU Urbain au cours des 30 derniers jours semble incoherent, prière de confirmer ou corriger.</w:t>
+              <w:t>Dans les milieux urbains c'est peu probable de voir une école dont les élèves ou étudiants ne dépensent pas en frais d'uniformes, prière de verifier pour DIEYNABA DIALLO qui fréquente 6ème année de Primaire et corriger ou confirmer avec le QG.</w:t>
             </w:r>
           </w:p>
         </w:tc>
@@ -1868,7 +2768,7 @@
                 <w:i w:val="0"/>
                 <w:sz w:val="16"/>
               </w:rPr>
-              <w:t>S00</w:t>
+              <w:t>S02</w:t>
               <w:br/>
             </w:r>
             <w:r>
@@ -1878,7 +2778,7 @@
                 <w:color w:val="64748B"/>
                 <w:sz w:val="14"/>
               </w:rPr>
-              <w:t>Identification</w:t>
+              <w:t>Éducation</w:t>
             </w:r>
           </w:p>
         </w:tc>
@@ -1894,7 +2794,7 @@
                 <w:color w:val="16A34A"/>
                 <w:sz w:val="16"/>
               </w:rPr>
-              <w:t>s00q07a, s00q08, s00q10, s00q13_0, s00q15_0, s00q17_0, s00q23a, s00q23b</w:t>
+              <w:t>s01q63, s00q04, s02q25, s01q00b, s02q17_2, s02q15_2</w:t>
             </w:r>
           </w:p>
         </w:tc>
@@ -1925,7 +2825,7 @@
                 <w:i w:val="0"/>
                 <w:sz w:val="17"/>
               </w:rPr>
-              <w:t>Le questionnaire est completé mais il reste certainnes infomations du ménage à faire dans la section 0, prière de renseigner ces informations.</w:t>
+              <w:t>Dans les milieux urbains c'est peu probable de voir une école dont les élèves ou étudiants ne dépensent pas en frais d'uniformes, prière de verifier pour EL HADJI DABA DIALLO qui fréquente 4ème année de Primaire et corriger ou confirmer avec le QG.</w:t>
             </w:r>
           </w:p>
         </w:tc>
@@ -1958,7 +2858,7 @@
                 <w:i w:val="0"/>
                 <w:sz w:val="16"/>
               </w:rPr>
-              <w:t>S00</w:t>
+              <w:t>S02</w:t>
               <w:br/>
             </w:r>
             <w:r>
@@ -1968,7 +2868,7 @@
                 <w:color w:val="64748B"/>
                 <w:sz w:val="14"/>
               </w:rPr>
-              <w:t>Identification</w:t>
+              <w:t>Éducation</w:t>
             </w:r>
           </w:p>
         </w:tc>
@@ -1984,7 +2884,7 @@
                 <w:color w:val="16A34A"/>
                 <w:sz w:val="16"/>
               </w:rPr>
-              <w:t>s00q07a, s00q08, s00q10, s00q13_0, s00q15_0, s00q17_0, s00q23a, s00q23b</w:t>
+              <w:t>s01q63, s00q04, s02q25, s01q00b, s02q17_2, s02q15_2</w:t>
             </w:r>
           </w:p>
         </w:tc>
@@ -2015,1357 +2915,7 @@
                 <w:i w:val="0"/>
                 <w:sz w:val="17"/>
               </w:rPr>
-              <w:t>Prière de renseigner toutes les informations du ménage dans la section 0 avant d'entamer les autres informations.</w:t>
-            </w:r>
-          </w:p>
-        </w:tc>
-      </w:tr>
-      <w:tr>
-        <w:tc>
-          <w:tcPr>
-            <w:tcW w:type="dxa" w:w="964"/>
-          </w:tcPr>
-          <w:p>
-            <w:r>
-              <w:rPr>
-                <w:b/>
-                <w:i w:val="0"/>
-                <w:color w:val="EA580C"/>
-                <w:sz w:val="16"/>
-              </w:rPr>
-              <w:t>Moyenne</w:t>
-            </w:r>
-          </w:p>
-        </w:tc>
-        <w:tc>
-          <w:tcPr>
-            <w:tcW w:type="dxa" w:w="1247"/>
-          </w:tcPr>
-          <w:p>
-            <w:r>
-              <w:rPr>
-                <w:b/>
-                <w:i w:val="0"/>
-                <w:sz w:val="16"/>
-              </w:rPr>
-              <w:t>S00</w:t>
-              <w:br/>
-            </w:r>
-            <w:r>
-              <w:rPr>
-                <w:b w:val="0"/>
-                <w:i w:val="0"/>
-                <w:color w:val="64748B"/>
-                <w:sz w:val="14"/>
-              </w:rPr>
-              <w:t>Identification</w:t>
-            </w:r>
-          </w:p>
-        </w:tc>
-        <w:tc>
-          <w:tcPr>
-            <w:tcW w:type="dxa" w:w="1531"/>
-          </w:tcPr>
-          <w:p>
-            <w:r>
-              <w:rPr>
-                <w:b/>
-                <w:i w:val="0"/>
-                <w:color w:val="16A34A"/>
-                <w:sz w:val="16"/>
-              </w:rPr>
-              <w:t>s00q27</w:t>
-            </w:r>
-          </w:p>
-        </w:tc>
-        <w:tc>
-          <w:tcPr>
-            <w:tcW w:type="dxa" w:w="1191"/>
-          </w:tcPr>
-          <w:p>
-            <w:r>
-              <w:rPr>
-                <w:b w:val="0"/>
-                <w:i w:val="0"/>
-                <w:color w:val="64748B"/>
-                <w:sz w:val="16"/>
-              </w:rPr>
-              <w:t>GT-CQ</w:t>
-            </w:r>
-          </w:p>
-        </w:tc>
-        <w:tc>
-          <w:tcPr>
-            <w:tcW w:type="dxa" w:w="4706"/>
-          </w:tcPr>
-          <w:p>
-            <w:r>
-              <w:rPr>
-                <w:b w:val="0"/>
-                <w:i w:val="0"/>
-                <w:sz w:val="17"/>
-              </w:rPr>
-              <w:t>Le questionnaire semble ne pas être complètement fini mais le questionnaire est en statut complet, prière de compléter le questionnaire.</w:t>
-            </w:r>
-          </w:p>
-        </w:tc>
-      </w:tr>
-      <w:tr>
-        <w:tc>
-          <w:tcPr>
-            <w:tcW w:type="dxa" w:w="964"/>
-          </w:tcPr>
-          <w:p>
-            <w:r>
-              <w:rPr>
-                <w:b/>
-                <w:i w:val="0"/>
-                <w:color w:val="EA580C"/>
-                <w:sz w:val="16"/>
-              </w:rPr>
-              <w:t>Moyenne</w:t>
-            </w:r>
-          </w:p>
-        </w:tc>
-        <w:tc>
-          <w:tcPr>
-            <w:tcW w:type="dxa" w:w="1247"/>
-          </w:tcPr>
-          <w:p>
-            <w:r>
-              <w:rPr>
-                <w:b/>
-                <w:i w:val="0"/>
-                <w:sz w:val="16"/>
-              </w:rPr>
-              <w:t>S00</w:t>
-              <w:br/>
-            </w:r>
-            <w:r>
-              <w:rPr>
-                <w:b w:val="0"/>
-                <w:i w:val="0"/>
-                <w:color w:val="64748B"/>
-                <w:sz w:val="14"/>
-              </w:rPr>
-              <w:t>Identification</w:t>
-            </w:r>
-          </w:p>
-        </w:tc>
-        <w:tc>
-          <w:tcPr>
-            <w:tcW w:type="dxa" w:w="1531"/>
-          </w:tcPr>
-          <w:p>
-            <w:r>
-              <w:rPr>
-                <w:b/>
-                <w:i w:val="0"/>
-                <w:color w:val="16A34A"/>
-                <w:sz w:val="16"/>
-              </w:rPr>
-              <w:t>—</w:t>
-            </w:r>
-          </w:p>
-        </w:tc>
-        <w:tc>
-          <w:tcPr>
-            <w:tcW w:type="dxa" w:w="1191"/>
-          </w:tcPr>
-          <w:p>
-            <w:r>
-              <w:rPr>
-                <w:b w:val="0"/>
-                <w:i w:val="0"/>
-                <w:color w:val="64748B"/>
-                <w:sz w:val="16"/>
-              </w:rPr>
-              <w:t>GT-CQ</w:t>
-            </w:r>
-          </w:p>
-        </w:tc>
-        <w:tc>
-          <w:tcPr>
-            <w:tcW w:type="dxa" w:w="4706"/>
-          </w:tcPr>
-          <w:p>
-            <w:r>
-              <w:rPr>
-                <w:b w:val="0"/>
-                <w:i w:val="0"/>
-                <w:sz w:val="17"/>
-              </w:rPr>
-              <w:t>L'adresse ou la localisation du ménage doit être bien renseignée, ne doit pas contenir des numéros de téléphone et elle semble courte pour être une adresse.</w:t>
-            </w:r>
-          </w:p>
-        </w:tc>
-      </w:tr>
-      <w:tr>
-        <w:tc>
-          <w:tcPr>
-            <w:tcW w:type="dxa" w:w="964"/>
-          </w:tcPr>
-          <w:p>
-            <w:r>
-              <w:rPr>
-                <w:b/>
-                <w:i w:val="0"/>
-                <w:color w:val="EA580C"/>
-                <w:sz w:val="16"/>
-              </w:rPr>
-              <w:t>Moyenne</w:t>
-            </w:r>
-          </w:p>
-        </w:tc>
-        <w:tc>
-          <w:tcPr>
-            <w:tcW w:type="dxa" w:w="1247"/>
-          </w:tcPr>
-          <w:p>
-            <w:r>
-              <w:rPr>
-                <w:b/>
-                <w:i w:val="0"/>
-                <w:sz w:val="16"/>
-              </w:rPr>
-              <w:t>S00</w:t>
-              <w:br/>
-            </w:r>
-            <w:r>
-              <w:rPr>
-                <w:b w:val="0"/>
-                <w:i w:val="0"/>
-                <w:color w:val="64748B"/>
-                <w:sz w:val="14"/>
-              </w:rPr>
-              <w:t>Identification</w:t>
-            </w:r>
-          </w:p>
-        </w:tc>
-        <w:tc>
-          <w:tcPr>
-            <w:tcW w:type="dxa" w:w="1531"/>
-          </w:tcPr>
-          <w:p>
-            <w:r>
-              <w:rPr>
-                <w:b/>
-                <w:i w:val="0"/>
-                <w:color w:val="16A34A"/>
-                <w:sz w:val="16"/>
-              </w:rPr>
-              <w:t>—</w:t>
-            </w:r>
-          </w:p>
-        </w:tc>
-        <w:tc>
-          <w:tcPr>
-            <w:tcW w:type="dxa" w:w="1191"/>
-          </w:tcPr>
-          <w:p>
-            <w:r>
-              <w:rPr>
-                <w:b w:val="0"/>
-                <w:i w:val="0"/>
-                <w:color w:val="64748B"/>
-                <w:sz w:val="16"/>
-              </w:rPr>
-              <w:t>GT-CQ</w:t>
-            </w:r>
-          </w:p>
-        </w:tc>
-        <w:tc>
-          <w:tcPr>
-            <w:tcW w:type="dxa" w:w="4706"/>
-          </w:tcPr>
-          <w:p>
-            <w:r>
-              <w:rPr>
-                <w:b w:val="0"/>
-                <w:i w:val="0"/>
-                <w:sz w:val="17"/>
-              </w:rPr>
-              <w:t>Prière de renseigner la bonne adresse.Attention! Il manque des informations non renseignées dans la section 0, prière de regarder toutes les autres informations dans l'identification du ménage (IDENTIFICATION ET RENSEIGNEMENTS DE CONTROLE) ou dans OBSERVATIONS pour pouvoir renseigné toutes les questions liées au ménage.</w:t>
-            </w:r>
-          </w:p>
-        </w:tc>
-      </w:tr>
-      <w:tr>
-        <w:tc>
-          <w:tcPr>
-            <w:tcW w:type="dxa" w:w="964"/>
-          </w:tcPr>
-          <w:p>
-            <w:r>
-              <w:rPr>
-                <w:b/>
-                <w:i w:val="0"/>
-                <w:color w:val="EA580C"/>
-                <w:sz w:val="16"/>
-              </w:rPr>
-              <w:t>Moyenne</w:t>
-            </w:r>
-          </w:p>
-        </w:tc>
-        <w:tc>
-          <w:tcPr>
-            <w:tcW w:type="dxa" w:w="1247"/>
-          </w:tcPr>
-          <w:p>
-            <w:r>
-              <w:rPr>
-                <w:b/>
-                <w:i w:val="0"/>
-                <w:sz w:val="16"/>
-              </w:rPr>
-              <w:t>S01</w:t>
-              <w:br/>
-            </w:r>
-            <w:r>
-              <w:rPr>
-                <w:b w:val="0"/>
-                <w:i w:val="0"/>
-                <w:color w:val="64748B"/>
-                <w:sz w:val="14"/>
-              </w:rPr>
-              <w:t>Démographie</w:t>
-            </w:r>
-          </w:p>
-        </w:tc>
-        <w:tc>
-          <w:tcPr>
-            <w:tcW w:type="dxa" w:w="1531"/>
-          </w:tcPr>
-          <w:p>
-            <w:r>
-              <w:rPr>
-                <w:b/>
-                <w:i w:val="0"/>
-                <w:color w:val="16A34A"/>
-                <w:sz w:val="16"/>
-              </w:rPr>
-              <w:t>—</w:t>
-            </w:r>
-          </w:p>
-        </w:tc>
-        <w:tc>
-          <w:tcPr>
-            <w:tcW w:type="dxa" w:w="1191"/>
-          </w:tcPr>
-          <w:p>
-            <w:r>
-              <w:rPr>
-                <w:b w:val="0"/>
-                <w:i w:val="0"/>
-                <w:color w:val="64748B"/>
-                <w:sz w:val="16"/>
-              </w:rPr>
-              <w:t>GT-CQ</w:t>
-            </w:r>
-          </w:p>
-        </w:tc>
-        <w:tc>
-          <w:tcPr>
-            <w:tcW w:type="dxa" w:w="4706"/>
-          </w:tcPr>
-          <w:p>
-            <w:r>
-              <w:rPr>
-                <w:b w:val="0"/>
-                <w:i w:val="0"/>
-                <w:sz w:val="17"/>
-              </w:rPr>
-              <w:t>Prière de verifier l'information donnée par NDOUNDO DIAOUNE ou corriger au niveau de la section 1.</w:t>
-            </w:r>
-          </w:p>
-        </w:tc>
-      </w:tr>
-      <w:tr>
-        <w:tc>
-          <w:tcPr>
-            <w:tcW w:type="dxa" w:w="964"/>
-          </w:tcPr>
-          <w:p>
-            <w:r>
-              <w:rPr>
-                <w:b/>
-                <w:i w:val="0"/>
-                <w:color w:val="EA580C"/>
-                <w:sz w:val="16"/>
-              </w:rPr>
-              <w:t>Moyenne</w:t>
-            </w:r>
-          </w:p>
-        </w:tc>
-        <w:tc>
-          <w:tcPr>
-            <w:tcW w:type="dxa" w:w="1247"/>
-          </w:tcPr>
-          <w:p>
-            <w:r>
-              <w:rPr>
-                <w:b/>
-                <w:i w:val="0"/>
-                <w:sz w:val="16"/>
-              </w:rPr>
-              <w:t>S01</w:t>
-              <w:br/>
-            </w:r>
-            <w:r>
-              <w:rPr>
-                <w:b w:val="0"/>
-                <w:i w:val="0"/>
-                <w:color w:val="64748B"/>
-                <w:sz w:val="14"/>
-              </w:rPr>
-              <w:t>Démographie</w:t>
-            </w:r>
-          </w:p>
-        </w:tc>
-        <w:tc>
-          <w:tcPr>
-            <w:tcW w:type="dxa" w:w="1531"/>
-          </w:tcPr>
-          <w:p>
-            <w:r>
-              <w:rPr>
-                <w:b/>
-                <w:i w:val="0"/>
-                <w:color w:val="16A34A"/>
-                <w:sz w:val="16"/>
-              </w:rPr>
-              <w:t>—</w:t>
-            </w:r>
-          </w:p>
-        </w:tc>
-        <w:tc>
-          <w:tcPr>
-            <w:tcW w:type="dxa" w:w="1191"/>
-          </w:tcPr>
-          <w:p>
-            <w:r>
-              <w:rPr>
-                <w:b w:val="0"/>
-                <w:i w:val="0"/>
-                <w:color w:val="64748B"/>
-                <w:sz w:val="16"/>
-              </w:rPr>
-              <w:t>GT-CQ</w:t>
-            </w:r>
-          </w:p>
-        </w:tc>
-        <w:tc>
-          <w:tcPr>
-            <w:tcW w:type="dxa" w:w="4706"/>
-          </w:tcPr>
-          <w:p>
-            <w:r>
-              <w:rPr>
-                <w:b w:val="0"/>
-                <w:i w:val="0"/>
-                <w:sz w:val="17"/>
-              </w:rPr>
-              <w:t>Prière de verifier l'information donnée par AMY SOW ou corriger au niveau de la section 1.</w:t>
-            </w:r>
-          </w:p>
-        </w:tc>
-      </w:tr>
-      <w:tr>
-        <w:tc>
-          <w:tcPr>
-            <w:tcW w:type="dxa" w:w="964"/>
-          </w:tcPr>
-          <w:p>
-            <w:r>
-              <w:rPr>
-                <w:b/>
-                <w:i w:val="0"/>
-                <w:color w:val="EA580C"/>
-                <w:sz w:val="16"/>
-              </w:rPr>
-              <w:t>Moyenne</w:t>
-            </w:r>
-          </w:p>
-        </w:tc>
-        <w:tc>
-          <w:tcPr>
-            <w:tcW w:type="dxa" w:w="1247"/>
-          </w:tcPr>
-          <w:p>
-            <w:r>
-              <w:rPr>
-                <w:b/>
-                <w:i w:val="0"/>
-                <w:sz w:val="16"/>
-              </w:rPr>
-              <w:t>S01</w:t>
-              <w:br/>
-            </w:r>
-            <w:r>
-              <w:rPr>
-                <w:b w:val="0"/>
-                <w:i w:val="0"/>
-                <w:color w:val="64748B"/>
-                <w:sz w:val="14"/>
-              </w:rPr>
-              <w:t>Démographie</w:t>
-            </w:r>
-          </w:p>
-        </w:tc>
-        <w:tc>
-          <w:tcPr>
-            <w:tcW w:type="dxa" w:w="1531"/>
-          </w:tcPr>
-          <w:p>
-            <w:r>
-              <w:rPr>
-                <w:b/>
-                <w:i w:val="0"/>
-                <w:color w:val="16A34A"/>
-                <w:sz w:val="16"/>
-              </w:rPr>
-              <w:t>—</w:t>
-            </w:r>
-          </w:p>
-        </w:tc>
-        <w:tc>
-          <w:tcPr>
-            <w:tcW w:type="dxa" w:w="1191"/>
-          </w:tcPr>
-          <w:p>
-            <w:r>
-              <w:rPr>
-                <w:b w:val="0"/>
-                <w:i w:val="0"/>
-                <w:color w:val="64748B"/>
-                <w:sz w:val="16"/>
-              </w:rPr>
-              <w:t>GT-CQ</w:t>
-            </w:r>
-          </w:p>
-        </w:tc>
-        <w:tc>
-          <w:tcPr>
-            <w:tcW w:type="dxa" w:w="4706"/>
-          </w:tcPr>
-          <w:p>
-            <w:r>
-              <w:rPr>
-                <w:b w:val="0"/>
-                <w:i w:val="0"/>
-                <w:sz w:val="17"/>
-              </w:rPr>
-              <w:t>Prière de verifier l'information donnée par MADY SOW ou corriger au niveau de la section 1.</w:t>
-            </w:r>
-          </w:p>
-        </w:tc>
-      </w:tr>
-      <w:tr>
-        <w:tc>
-          <w:tcPr>
-            <w:tcW w:type="dxa" w:w="964"/>
-          </w:tcPr>
-          <w:p>
-            <w:r>
-              <w:rPr>
-                <w:b/>
-                <w:i w:val="0"/>
-                <w:color w:val="EA580C"/>
-                <w:sz w:val="16"/>
-              </w:rPr>
-              <w:t>Moyenne</w:t>
-            </w:r>
-          </w:p>
-        </w:tc>
-        <w:tc>
-          <w:tcPr>
-            <w:tcW w:type="dxa" w:w="1247"/>
-          </w:tcPr>
-          <w:p>
-            <w:r>
-              <w:rPr>
-                <w:b/>
-                <w:i w:val="0"/>
-                <w:sz w:val="16"/>
-              </w:rPr>
-              <w:t>S01</w:t>
-              <w:br/>
-            </w:r>
-            <w:r>
-              <w:rPr>
-                <w:b w:val="0"/>
-                <w:i w:val="0"/>
-                <w:color w:val="64748B"/>
-                <w:sz w:val="14"/>
-              </w:rPr>
-              <w:t>Démographie</w:t>
-            </w:r>
-          </w:p>
-        </w:tc>
-        <w:tc>
-          <w:tcPr>
-            <w:tcW w:type="dxa" w:w="1531"/>
-          </w:tcPr>
-          <w:p>
-            <w:r>
-              <w:rPr>
-                <w:b/>
-                <w:i w:val="0"/>
-                <w:color w:val="16A34A"/>
-                <w:sz w:val="16"/>
-              </w:rPr>
-              <w:t>s01q10_1</w:t>
-            </w:r>
-          </w:p>
-        </w:tc>
-        <w:tc>
-          <w:tcPr>
-            <w:tcW w:type="dxa" w:w="1191"/>
-          </w:tcPr>
-          <w:p>
-            <w:r>
-              <w:rPr>
-                <w:b w:val="0"/>
-                <w:i w:val="0"/>
-                <w:color w:val="64748B"/>
-                <w:sz w:val="16"/>
-              </w:rPr>
-              <w:t>GT-CQ</w:t>
-            </w:r>
-          </w:p>
-        </w:tc>
-        <w:tc>
-          <w:tcPr>
-            <w:tcW w:type="dxa" w:w="4706"/>
-          </w:tcPr>
-          <w:p>
-            <w:r>
-              <w:rPr>
-                <w:b w:val="0"/>
-                <w:i w:val="0"/>
-                <w:sz w:val="17"/>
-              </w:rPr>
-              <w:t>La taille du ménage lors de l'enquête principale (6) de ce ménage est inférieur à la taille du denombrement (7), prière de fournir des explications concrètes ou aller revisiter le ménage.</w:t>
-            </w:r>
-          </w:p>
-        </w:tc>
-      </w:tr>
-      <w:tr>
-        <w:tc>
-          <w:tcPr>
-            <w:tcW w:type="dxa" w:w="964"/>
-          </w:tcPr>
-          <w:p>
-            <w:r>
-              <w:rPr>
-                <w:b/>
-                <w:i w:val="0"/>
-                <w:color w:val="EA580C"/>
-                <w:sz w:val="16"/>
-              </w:rPr>
-              <w:t>Moyenne</w:t>
-            </w:r>
-          </w:p>
-        </w:tc>
-        <w:tc>
-          <w:tcPr>
-            <w:tcW w:type="dxa" w:w="1247"/>
-          </w:tcPr>
-          <w:p>
-            <w:r>
-              <w:rPr>
-                <w:b/>
-                <w:i w:val="0"/>
-                <w:sz w:val="16"/>
-              </w:rPr>
-              <w:t>S02</w:t>
-              <w:br/>
-            </w:r>
-            <w:r>
-              <w:rPr>
-                <w:b w:val="0"/>
-                <w:i w:val="0"/>
-                <w:color w:val="64748B"/>
-                <w:sz w:val="14"/>
-              </w:rPr>
-              <w:t>Éducation</w:t>
-            </w:r>
-          </w:p>
-        </w:tc>
-        <w:tc>
-          <w:tcPr>
-            <w:tcW w:type="dxa" w:w="1531"/>
-          </w:tcPr>
-          <w:p>
-            <w:r>
-              <w:rPr>
-                <w:b/>
-                <w:i w:val="0"/>
-                <w:color w:val="16A34A"/>
-                <w:sz w:val="16"/>
-              </w:rPr>
-              <w:t>—</w:t>
-            </w:r>
-          </w:p>
-        </w:tc>
-        <w:tc>
-          <w:tcPr>
-            <w:tcW w:type="dxa" w:w="1191"/>
-          </w:tcPr>
-          <w:p>
-            <w:r>
-              <w:rPr>
-                <w:b w:val="0"/>
-                <w:i w:val="0"/>
-                <w:color w:val="64748B"/>
-                <w:sz w:val="16"/>
-              </w:rPr>
-              <w:t>GT-CQ</w:t>
-            </w:r>
-          </w:p>
-        </w:tc>
-        <w:tc>
-          <w:tcPr>
-            <w:tcW w:type="dxa" w:w="4706"/>
-          </w:tcPr>
-          <w:p>
-            <w:r>
-              <w:rPr>
-                <w:b w:val="0"/>
-                <w:i w:val="0"/>
-                <w:sz w:val="17"/>
-              </w:rPr>
-              <w:t>veuillez, s'il vous plait, confirmer les frais de scolarité ( 1000 FCFA) payée de DIEYNABA DIALLO avec le QG ou apporter les corrections nécessaires.</w:t>
-            </w:r>
-          </w:p>
-        </w:tc>
-      </w:tr>
-      <w:tr>
-        <w:tc>
-          <w:tcPr>
-            <w:tcW w:type="dxa" w:w="964"/>
-          </w:tcPr>
-          <w:p>
-            <w:r>
-              <w:rPr>
-                <w:b/>
-                <w:i w:val="0"/>
-                <w:color w:val="EA580C"/>
-                <w:sz w:val="16"/>
-              </w:rPr>
-              <w:t>Moyenne</w:t>
-            </w:r>
-          </w:p>
-        </w:tc>
-        <w:tc>
-          <w:tcPr>
-            <w:tcW w:type="dxa" w:w="1247"/>
-          </w:tcPr>
-          <w:p>
-            <w:r>
-              <w:rPr>
-                <w:b/>
-                <w:i w:val="0"/>
-                <w:sz w:val="16"/>
-              </w:rPr>
-              <w:t>S02</w:t>
-              <w:br/>
-            </w:r>
-            <w:r>
-              <w:rPr>
-                <w:b w:val="0"/>
-                <w:i w:val="0"/>
-                <w:color w:val="64748B"/>
-                <w:sz w:val="14"/>
-              </w:rPr>
-              <w:t>Éducation</w:t>
-            </w:r>
-          </w:p>
-        </w:tc>
-        <w:tc>
-          <w:tcPr>
-            <w:tcW w:type="dxa" w:w="1531"/>
-          </w:tcPr>
-          <w:p>
-            <w:r>
-              <w:rPr>
-                <w:b/>
-                <w:i w:val="0"/>
-                <w:color w:val="16A34A"/>
-                <w:sz w:val="16"/>
-              </w:rPr>
-              <w:t>s01q63, s00q04, s02q25, s01q00b, s02q17_2, s02q15_2</w:t>
-            </w:r>
-          </w:p>
-        </w:tc>
-        <w:tc>
-          <w:tcPr>
-            <w:tcW w:type="dxa" w:w="1191"/>
-          </w:tcPr>
-          <w:p>
-            <w:r>
-              <w:rPr>
-                <w:b w:val="0"/>
-                <w:i w:val="0"/>
-                <w:color w:val="64748B"/>
-                <w:sz w:val="16"/>
-              </w:rPr>
-              <w:t>GT-CQ</w:t>
-            </w:r>
-          </w:p>
-        </w:tc>
-        <w:tc>
-          <w:tcPr>
-            <w:tcW w:type="dxa" w:w="4706"/>
-          </w:tcPr>
-          <w:p>
-            <w:r>
-              <w:rPr>
-                <w:b w:val="0"/>
-                <w:i w:val="0"/>
-                <w:sz w:val="17"/>
-              </w:rPr>
-              <w:t>Dans les milieux urbains c'est peu probable de voir une école dont les élèves ou étudiants ne dépensent pas en frais d'uniformes, prière de verifier pour DIEYNABA DIALLO qui fréquente 6ème année de Primaire et corriger ou confirmer avec le QG.</w:t>
-            </w:r>
-          </w:p>
-        </w:tc>
-      </w:tr>
-      <w:tr>
-        <w:tc>
-          <w:tcPr>
-            <w:tcW w:type="dxa" w:w="964"/>
-          </w:tcPr>
-          <w:p>
-            <w:r>
-              <w:rPr>
-                <w:b/>
-                <w:i w:val="0"/>
-                <w:color w:val="EA580C"/>
-                <w:sz w:val="16"/>
-              </w:rPr>
-              <w:t>Moyenne</w:t>
-            </w:r>
-          </w:p>
-        </w:tc>
-        <w:tc>
-          <w:tcPr>
-            <w:tcW w:type="dxa" w:w="1247"/>
-          </w:tcPr>
-          <w:p>
-            <w:r>
-              <w:rPr>
-                <w:b/>
-                <w:i w:val="0"/>
-                <w:sz w:val="16"/>
-              </w:rPr>
-              <w:t>S02</w:t>
-              <w:br/>
-            </w:r>
-            <w:r>
-              <w:rPr>
-                <w:b w:val="0"/>
-                <w:i w:val="0"/>
-                <w:color w:val="64748B"/>
-                <w:sz w:val="14"/>
-              </w:rPr>
-              <w:t>Éducation</w:t>
-            </w:r>
-          </w:p>
-        </w:tc>
-        <w:tc>
-          <w:tcPr>
-            <w:tcW w:type="dxa" w:w="1531"/>
-          </w:tcPr>
-          <w:p>
-            <w:r>
-              <w:rPr>
-                <w:b/>
-                <w:i w:val="0"/>
-                <w:color w:val="16A34A"/>
-                <w:sz w:val="16"/>
-              </w:rPr>
-              <w:t>—</w:t>
-            </w:r>
-          </w:p>
-        </w:tc>
-        <w:tc>
-          <w:tcPr>
-            <w:tcW w:type="dxa" w:w="1191"/>
-          </w:tcPr>
-          <w:p>
-            <w:r>
-              <w:rPr>
-                <w:b w:val="0"/>
-                <w:i w:val="0"/>
-                <w:color w:val="64748B"/>
-                <w:sz w:val="16"/>
-              </w:rPr>
-              <w:t>GT-CQ</w:t>
-            </w:r>
-          </w:p>
-        </w:tc>
-        <w:tc>
-          <w:tcPr>
-            <w:tcW w:type="dxa" w:w="4706"/>
-          </w:tcPr>
-          <w:p>
-            <w:r>
-              <w:rPr>
-                <w:b w:val="0"/>
-                <w:i w:val="0"/>
-                <w:sz w:val="17"/>
-              </w:rPr>
-              <w:t>veuillez, s'il vous plait, confirmer les frais de scolarité ( 1000 FCFA) payée de EL HADJI DABA DIALLO avec le QG ou apporter les corrections nécessaires.</w:t>
-            </w:r>
-          </w:p>
-        </w:tc>
-      </w:tr>
-      <w:tr>
-        <w:tc>
-          <w:tcPr>
-            <w:tcW w:type="dxa" w:w="964"/>
-          </w:tcPr>
-          <w:p>
-            <w:r>
-              <w:rPr>
-                <w:b/>
-                <w:i w:val="0"/>
-                <w:color w:val="EA580C"/>
-                <w:sz w:val="16"/>
-              </w:rPr>
-              <w:t>Moyenne</w:t>
-            </w:r>
-          </w:p>
-        </w:tc>
-        <w:tc>
-          <w:tcPr>
-            <w:tcW w:type="dxa" w:w="1247"/>
-          </w:tcPr>
-          <w:p>
-            <w:r>
-              <w:rPr>
-                <w:b/>
-                <w:i w:val="0"/>
-                <w:sz w:val="16"/>
-              </w:rPr>
-              <w:t>S02</w:t>
-              <w:br/>
-            </w:r>
-            <w:r>
-              <w:rPr>
-                <w:b w:val="0"/>
-                <w:i w:val="0"/>
-                <w:color w:val="64748B"/>
-                <w:sz w:val="14"/>
-              </w:rPr>
-              <w:t>Éducation</w:t>
-            </w:r>
-          </w:p>
-        </w:tc>
-        <w:tc>
-          <w:tcPr>
-            <w:tcW w:type="dxa" w:w="1531"/>
-          </w:tcPr>
-          <w:p>
-            <w:r>
-              <w:rPr>
-                <w:b/>
-                <w:i w:val="0"/>
-                <w:color w:val="16A34A"/>
-                <w:sz w:val="16"/>
-              </w:rPr>
-              <w:t>s01q63, s00q04, s02q25, s01q00b, s02q17_2, s02q15_2</w:t>
-            </w:r>
-          </w:p>
-        </w:tc>
-        <w:tc>
-          <w:tcPr>
-            <w:tcW w:type="dxa" w:w="1191"/>
-          </w:tcPr>
-          <w:p>
-            <w:r>
-              <w:rPr>
-                <w:b w:val="0"/>
-                <w:i w:val="0"/>
-                <w:color w:val="64748B"/>
-                <w:sz w:val="16"/>
-              </w:rPr>
-              <w:t>GT-CQ</w:t>
-            </w:r>
-          </w:p>
-        </w:tc>
-        <w:tc>
-          <w:tcPr>
-            <w:tcW w:type="dxa" w:w="4706"/>
-          </w:tcPr>
-          <w:p>
-            <w:r>
-              <w:rPr>
-                <w:b w:val="0"/>
-                <w:i w:val="0"/>
-                <w:sz w:val="17"/>
-              </w:rPr>
-              <w:t>Dans les milieux urbains c'est peu probable de voir une école dont les élèves ou étudiants ne dépensent pas en frais d'uniformes, prière de verifier pour EL HADJI DABA DIALLO qui fréquente 4ème année de Primaire et corriger ou confirmer avec le QG.</w:t>
-            </w:r>
-          </w:p>
-        </w:tc>
-      </w:tr>
-      <w:tr>
-        <w:tc>
-          <w:tcPr>
-            <w:tcW w:type="dxa" w:w="964"/>
-          </w:tcPr>
-          <w:p>
-            <w:r>
-              <w:rPr>
-                <w:b/>
-                <w:i w:val="0"/>
-                <w:color w:val="EA580C"/>
-                <w:sz w:val="16"/>
-              </w:rPr>
-              <w:t>Moyenne</w:t>
-            </w:r>
-          </w:p>
-        </w:tc>
-        <w:tc>
-          <w:tcPr>
-            <w:tcW w:type="dxa" w:w="1247"/>
-          </w:tcPr>
-          <w:p>
-            <w:r>
-              <w:rPr>
-                <w:b/>
-                <w:i w:val="0"/>
-                <w:sz w:val="16"/>
-              </w:rPr>
-              <w:t>S02</w:t>
-              <w:br/>
-            </w:r>
-            <w:r>
-              <w:rPr>
-                <w:b w:val="0"/>
-                <w:i w:val="0"/>
-                <w:color w:val="64748B"/>
-                <w:sz w:val="14"/>
-              </w:rPr>
-              <w:t>Éducation</w:t>
-            </w:r>
-          </w:p>
-        </w:tc>
-        <w:tc>
-          <w:tcPr>
-            <w:tcW w:type="dxa" w:w="1531"/>
-          </w:tcPr>
-          <w:p>
-            <w:r>
-              <w:rPr>
-                <w:b/>
-                <w:i w:val="0"/>
-                <w:color w:val="16A34A"/>
-                <w:sz w:val="16"/>
-              </w:rPr>
-              <w:t>—</w:t>
-            </w:r>
-          </w:p>
-        </w:tc>
-        <w:tc>
-          <w:tcPr>
-            <w:tcW w:type="dxa" w:w="1191"/>
-          </w:tcPr>
-          <w:p>
-            <w:r>
-              <w:rPr>
-                <w:b w:val="0"/>
-                <w:i w:val="0"/>
-                <w:color w:val="64748B"/>
-                <w:sz w:val="16"/>
-              </w:rPr>
-              <w:t>GT-CQ</w:t>
-            </w:r>
-          </w:p>
-        </w:tc>
-        <w:tc>
-          <w:tcPr>
-            <w:tcW w:type="dxa" w:w="4706"/>
-          </w:tcPr>
-          <w:p>
-            <w:r>
-              <w:rPr>
-                <w:b w:val="0"/>
-                <w:i w:val="0"/>
-                <w:sz w:val="17"/>
-              </w:rPr>
-              <w:t>veuillez, s'il vous plait, confirmer les frais de scolarité ( 1000 FCFA) payée de MADY SOW avec le QG ou apporter les corrections nécessaires.</w:t>
-            </w:r>
-          </w:p>
-        </w:tc>
-      </w:tr>
-      <w:tr>
-        <w:tc>
-          <w:tcPr>
-            <w:tcW w:type="dxa" w:w="964"/>
-          </w:tcPr>
-          <w:p>
-            <w:r>
-              <w:rPr>
-                <w:b/>
-                <w:i w:val="0"/>
-                <w:color w:val="EA580C"/>
-                <w:sz w:val="16"/>
-              </w:rPr>
-              <w:t>Moyenne</w:t>
-            </w:r>
-          </w:p>
-        </w:tc>
-        <w:tc>
-          <w:tcPr>
-            <w:tcW w:type="dxa" w:w="1247"/>
-          </w:tcPr>
-          <w:p>
-            <w:r>
-              <w:rPr>
-                <w:b/>
-                <w:i w:val="0"/>
-                <w:sz w:val="16"/>
-              </w:rPr>
-              <w:t>S02</w:t>
-              <w:br/>
-            </w:r>
-            <w:r>
-              <w:rPr>
-                <w:b w:val="0"/>
-                <w:i w:val="0"/>
-                <w:color w:val="64748B"/>
-                <w:sz w:val="14"/>
-              </w:rPr>
-              <w:t>Éducation</w:t>
-            </w:r>
-          </w:p>
-        </w:tc>
-        <w:tc>
-          <w:tcPr>
-            <w:tcW w:type="dxa" w:w="1531"/>
-          </w:tcPr>
-          <w:p>
-            <w:r>
-              <w:rPr>
-                <w:b/>
-                <w:i w:val="0"/>
-                <w:color w:val="16A34A"/>
-                <w:sz w:val="16"/>
-              </w:rPr>
-              <w:t>s01q63, s00q04, s02q25, s01q00b, s02q17_2, s02q15_2</w:t>
-            </w:r>
-          </w:p>
-        </w:tc>
-        <w:tc>
-          <w:tcPr>
-            <w:tcW w:type="dxa" w:w="1191"/>
-          </w:tcPr>
-          <w:p>
-            <w:r>
-              <w:rPr>
-                <w:b w:val="0"/>
-                <w:i w:val="0"/>
-                <w:color w:val="64748B"/>
-                <w:sz w:val="16"/>
-              </w:rPr>
-              <w:t>GT-CQ</w:t>
-            </w:r>
-          </w:p>
-        </w:tc>
-        <w:tc>
-          <w:tcPr>
-            <w:tcW w:type="dxa" w:w="4706"/>
-          </w:tcPr>
-          <w:p>
-            <w:r>
-              <w:rPr>
-                <w:b w:val="0"/>
-                <w:i w:val="0"/>
-                <w:sz w:val="17"/>
-              </w:rPr>
               <w:t>Dans les milieux urbains c'est peu probable de voir une école dont les élèves ou étudiants ne dépensent pas en frais d'uniformes, prière de verifier pour MADY SOW qui fréquente 2ème année de Primaire et corriger ou confirmer avec le QG.</w:t>
-            </w:r>
-          </w:p>
-        </w:tc>
-      </w:tr>
-      <w:tr>
-        <w:tc>
-          <w:tcPr>
-            <w:tcW w:type="dxa" w:w="964"/>
-          </w:tcPr>
-          <w:p>
-            <w:r>
-              <w:rPr>
-                <w:b/>
-                <w:i w:val="0"/>
-                <w:color w:val="EA580C"/>
-                <w:sz w:val="16"/>
-              </w:rPr>
-              <w:t>Moyenne</w:t>
-            </w:r>
-          </w:p>
-        </w:tc>
-        <w:tc>
-          <w:tcPr>
-            <w:tcW w:type="dxa" w:w="1247"/>
-          </w:tcPr>
-          <w:p>
-            <w:r>
-              <w:rPr>
-                <w:b/>
-                <w:i w:val="0"/>
-                <w:sz w:val="16"/>
-              </w:rPr>
-              <w:t>S02</w:t>
-              <w:br/>
-            </w:r>
-            <w:r>
-              <w:rPr>
-                <w:b w:val="0"/>
-                <w:i w:val="0"/>
-                <w:color w:val="64748B"/>
-                <w:sz w:val="14"/>
-              </w:rPr>
-              <w:t>Éducation</w:t>
-            </w:r>
-          </w:p>
-        </w:tc>
-        <w:tc>
-          <w:tcPr>
-            <w:tcW w:type="dxa" w:w="1531"/>
-          </w:tcPr>
-          <w:p>
-            <w:r>
-              <w:rPr>
-                <w:b/>
-                <w:i w:val="0"/>
-                <w:color w:val="16A34A"/>
-                <w:sz w:val="16"/>
-              </w:rPr>
-              <w:t>—</w:t>
-            </w:r>
-          </w:p>
-        </w:tc>
-        <w:tc>
-          <w:tcPr>
-            <w:tcW w:type="dxa" w:w="1191"/>
-          </w:tcPr>
-          <w:p>
-            <w:r>
-              <w:rPr>
-                <w:b w:val="0"/>
-                <w:i w:val="0"/>
-                <w:color w:val="64748B"/>
-                <w:sz w:val="16"/>
-              </w:rPr>
-              <w:t>GT-CQ</w:t>
-            </w:r>
-          </w:p>
-        </w:tc>
-        <w:tc>
-          <w:tcPr>
-            <w:tcW w:type="dxa" w:w="4706"/>
-          </w:tcPr>
-          <w:p>
-            <w:r>
-              <w:rPr>
-                <w:b w:val="0"/>
-                <w:i w:val="0"/>
-                <w:sz w:val="17"/>
-              </w:rPr>
-              <w:t>veuillez, s'il vous plait, confirmer les frais de scolarité ( 10000 FCFA) payée de AMY SOW avec le QG ou apporter les corrections nécessaires.</w:t>
-            </w:r>
-          </w:p>
-        </w:tc>
-      </w:tr>
-      <w:tr>
-        <w:tc>
-          <w:tcPr>
-            <w:tcW w:type="dxa" w:w="964"/>
-          </w:tcPr>
-          <w:p>
-            <w:r>
-              <w:rPr>
-                <w:b/>
-                <w:i w:val="0"/>
-                <w:color w:val="EA580C"/>
-                <w:sz w:val="16"/>
-              </w:rPr>
-              <w:t>Moyenne</w:t>
-            </w:r>
-          </w:p>
-        </w:tc>
-        <w:tc>
-          <w:tcPr>
-            <w:tcW w:type="dxa" w:w="1247"/>
-          </w:tcPr>
-          <w:p>
-            <w:r>
-              <w:rPr>
-                <w:b/>
-                <w:i w:val="0"/>
-                <w:sz w:val="16"/>
-              </w:rPr>
-              <w:t>S02</w:t>
-              <w:br/>
-            </w:r>
-            <w:r>
-              <w:rPr>
-                <w:b w:val="0"/>
-                <w:i w:val="0"/>
-                <w:color w:val="64748B"/>
-                <w:sz w:val="14"/>
-              </w:rPr>
-              <w:t>Éducation</w:t>
-            </w:r>
-          </w:p>
-        </w:tc>
-        <w:tc>
-          <w:tcPr>
-            <w:tcW w:type="dxa" w:w="1531"/>
-          </w:tcPr>
-          <w:p>
-            <w:r>
-              <w:rPr>
-                <w:b/>
-                <w:i w:val="0"/>
-                <w:color w:val="16A34A"/>
-                <w:sz w:val="16"/>
-              </w:rPr>
-              <w:t>s01q63, s00q04, s02q25, s01q00b, s02q17_2, s02q15_2</w:t>
-            </w:r>
-          </w:p>
-        </w:tc>
-        <w:tc>
-          <w:tcPr>
-            <w:tcW w:type="dxa" w:w="1191"/>
-          </w:tcPr>
-          <w:p>
-            <w:r>
-              <w:rPr>
-                <w:b w:val="0"/>
-                <w:i w:val="0"/>
-                <w:color w:val="64748B"/>
-                <w:sz w:val="16"/>
-              </w:rPr>
-              <w:t>GT-CQ</w:t>
-            </w:r>
-          </w:p>
-        </w:tc>
-        <w:tc>
-          <w:tcPr>
-            <w:tcW w:type="dxa" w:w="4706"/>
-          </w:tcPr>
-          <w:p>
-            <w:r>
-              <w:rPr>
-                <w:b w:val="0"/>
-                <w:i w:val="0"/>
-                <w:sz w:val="17"/>
-              </w:rPr>
-              <w:t>Dans les milieux urbains c'est peu probable de voir une école dont les élèves ou étudiants ne dépensent pas en frais d'uniformes, prière de verifier pour AMY SOW qui fréquente 4ème année de Secondaire 1 (Moyen) Général et corriger ou confirmer avec le QG.</w:t>
             </w:r>
           </w:p>
         </w:tc>
